--- a/public/word-form/aivex-participation-template-01.docx
+++ b/public/word-form/aivex-participation-template-01.docx
@@ -725,7 +725,17 @@
           <w:rtl/>
           <w:lang w:val="fr-FR" w:bidi="ar-DZ"/>
         </w:rPr>
-        <w:t>المدير الفرعي للأنشطة او مسؤول النشاطات:</w:t>
+        <w:t xml:space="preserve">المدير الفرعي للأنشطة أو مسؤول النشاطات: </w:t>
+      </w:r>
+      <w:r>
+        <w:rPr>
+          <w:rFonts w:ascii="Sakkal Majalla" w:hAnsi="Sakkal Majalla" w:cs="Sakkal Majalla" w:hint="cs"/>
+          <w:noProof/>
+          <w:sz w:val="32"/>
+          <w:szCs w:val="32"/>
+          <w:lang w:val="fr-FR" w:bidi="ar-DZ"/>
+        </w:rPr>
+        <w:t>{{activity_official_name}}</w:t>
       </w:r>
     </w:p>
     <w:p>
